--- a/technical_document/docx/02_troubleshooting/DOC-02-TS-04_Keycloak_SSO_OAuth2_Token_Validation_and_JWT_Diagnostics.docx
+++ b/technical_document/docx/02_troubleshooting/DOC-02-TS-04_Keycloak_SSO_OAuth2_Token_Validation_and_JWT_Diagnostics.docx
@@ -1560,6 +1560,58 @@
           </w:p>
         </w:tc>
       </w:tr>
+      <w:tr>
+        <w:tc>
+          <w:tcPr>
+            <w:tcW w:type="dxa" w:w="1872"/>
+          </w:tcPr>
+          <w:p>
+            <w:r>
+              <w:t>3.1.0</w:t>
+            </w:r>
+          </w:p>
+        </w:tc>
+        <w:tc>
+          <w:tcPr>
+            <w:tcW w:type="dxa" w:w="1872"/>
+          </w:tcPr>
+          <w:p>
+            <w:r>
+              <w:t>October 2026</w:t>
+            </w:r>
+          </w:p>
+        </w:tc>
+        <w:tc>
+          <w:tcPr>
+            <w:tcW w:type="dxa" w:w="1872"/>
+          </w:tcPr>
+          <w:p>
+            <w:r>
+              <w:t>Independent Forensic Re-audit</w:t>
+            </w:r>
+          </w:p>
+        </w:tc>
+        <w:tc>
+          <w:tcPr>
+            <w:tcW w:type="dxa" w:w="1872"/>
+          </w:tcPr>
+          <w:p>
+            <w:r>
+              <w:t>Factual corrections per audit/docx_forensic_audit_2026-10-08.md</w:t>
+            </w:r>
+          </w:p>
+        </w:tc>
+        <w:tc>
+          <w:tcPr>
+            <w:tcW w:type="dxa" w:w="1872"/>
+          </w:tcPr>
+          <w:p>
+            <w:r>
+              <w:t>Applied</w:t>
+            </w:r>
+          </w:p>
+        </w:tc>
+      </w:tr>
     </w:tbl>
     <w:p>
       <w:pPr>
@@ -1747,7 +1799,7 @@
           <w:color w:val="801515"/>
           <w:sz w:val="18"/>
         </w:rPr>
-        <w:t>http://lms.bank.local/auth</w:t>
+        <w:t>http://lms.bank.local/realms/ulms</w:t>
       </w:r>
       <w:r>
         <w:rPr>
@@ -1917,9 +1969,9 @@
               <w:br/>
               <w:t xml:space="preserve">    </w:t>
               <w:br/>
-              <w:t xml:space="preserve">    CHECK_SIG --&gt;|No| FIX_NET["Verify port 8080 routing to keycloak from ulms-api pod"]</w:t>
+              <w:t xml:space="preserve">    CHECK_SIG --&gt;|No| FIX_NET["Verify port 8082 routing to keycloak from ulms-api pod"]</w:t>
               <w:br/>
-              <w:t xml:space="preserve">    CHECK_SIG --&gt;|Yes| CHECK_ROLES["Verify user has role `ROLE_BRANCH_OFFICER` or required ladder claim"]</w:t>
+              <w:t xml:space="preserve">    CHECK_SIG --&gt;|Yes| CHECK_ROLES["Verify user has role `branch-officer` or required ladder claim"]</w:t>
             </w:r>
           </w:p>
         </w:tc>
@@ -2127,7 +2179,7 @@
           <w:color w:val="801515"/>
           <w:sz w:val="18"/>
         </w:rPr>
-        <w:t>http://keycloak:8080/realms/ulms</w:t>
+        <w:t>https://lms.bank.local (external issuer URL)/realms/ulms</w:t>
       </w:r>
       <w:r>
         <w:rPr>
@@ -2233,9 +2285,9 @@
                 <w:color w:val="1A202C"/>
                 <w:sz w:val="17"/>
               </w:rPr>
-              <w:t xml:space="preserve">  KC_HOSTNAME_URL: "http://keycloak:8080"</w:t>
+              <w:t xml:space="preserve">  KC_HOSTNAME: "https://lms.bank.local (external issuer URL)"</w:t>
               <w:br/>
-              <w:t xml:space="preserve">  KC_HOSTNAME_ADMIN_URL: "http://keycloak:8080"</w:t>
+              <w:t xml:space="preserve">  KC_HOSTNAME_ADMIN: "https://lms.bank.local (external issuer URL)"</w:t>
               <w:br/>
               <w:t xml:space="preserve">  KC_HOSTNAME_STRICT: "false"</w:t>
             </w:r>
@@ -2451,6 +2503,19 @@
       <w:pPr>
         <w:spacing w:before="40" w:after="80"/>
       </w:pPr>
+    </w:p>
+    <w:p>
+      <w:r>
+        <w:rPr>
+          <w:b/>
+        </w:rPr>
+        <w:t>Addendum — v3.1.0 corrections (Independent Forensic Re-audit, 8 October 2026)</w:t>
+      </w:r>
+    </w:p>
+    <w:p>
+      <w:r>
+        <w:t>Keycloak 26 corrections (v3.1.0): hostname v2 uses KC_HOSTNAME / KC_HOSTNAME_ADMIN (KC_HOSTNAME_URL was removed); the hostname must be the EXTERNAL issuer URL, matching the API's issuer-uri; the legacy /auth context path was removed in Keycloak 17+ — the proxy path is /realms/. Token validation checklist must include audience (aud=account, azp=ulms-web) in addition to iss/exp/signature/roles.</w:t>
+      </w:r>
     </w:p>
     <w:sectPr>
       <w:headerReference w:type="default" r:id="rId9"/>
